--- a/doc/Legacy Test Fixture Documentation/Project Notes/Trouble Shooting.docx
+++ b/doc/Legacy Test Fixture Documentation/Project Notes/Trouble Shooting.docx
@@ -66,7 +66,7 @@
         </w:numPr>
       </w:pPr>
       <w:r>
-        <w:t>TestBoard Serial terminal.docx</w:t>
+        <w:t>Test board Serial terminal.docx</w:t>
       </w:r>
     </w:p>
     <w:p>
@@ -2616,7 +2616,7 @@
                 <w:rFonts w:ascii="Calibri" w:hAnsi="Calibri" w:cs="Calibri"/>
                 <w:color w:val="000000"/>
               </w:rPr>
-              <w:t>TamperPin</w:t>
+              <w:t>Tamper Pin</w:t>
             </w:r>
           </w:p>
         </w:tc>
@@ -3040,7 +3040,7 @@
                 <w:rFonts w:ascii="Calibri" w:hAnsi="Calibri" w:cs="Calibri"/>
                 <w:color w:val="000000"/>
               </w:rPr>
-              <w:t>BATOP</w:t>
+              <w:t>ATOP</w:t>
             </w:r>
           </w:p>
         </w:tc>
@@ -3116,7 +3116,7 @@
                 <w:rFonts w:ascii="Calibri" w:hAnsi="Calibri" w:cs="Calibri"/>
                 <w:color w:val="000000"/>
               </w:rPr>
-              <w:t>BACHR</w:t>
+              <w:t>BACH</w:t>
             </w:r>
           </w:p>
         </w:tc>
@@ -3230,7 +3230,7 @@
                 <w:rFonts w:ascii="Calibri" w:hAnsi="Calibri" w:cs="Calibri"/>
                 <w:color w:val="000000"/>
               </w:rPr>
-              <w:t>Failed to program M1 bootstrap STM, DFU issue or UUT is down</w:t>
+              <w:t>Failed to program M1 bootstrap STM, RFU issue or BUT is down</w:t>
             </w:r>
           </w:p>
         </w:tc>
@@ -3292,7 +3292,7 @@
                 <w:rFonts w:ascii="Calibri" w:hAnsi="Calibri" w:cs="Calibri"/>
                 <w:color w:val="000000"/>
               </w:rPr>
-              <w:t>UUT Webserver is down, possible APP is not running</w:t>
+              <w:t>BUT Web server is down, possible APP is not running</w:t>
             </w:r>
             <w:r>
               <w:rPr>
@@ -3484,7 +3484,7 @@
                 <w:rFonts w:ascii="Calibri" w:hAnsi="Calibri" w:cs="Calibri"/>
                 <w:color w:val="000000"/>
               </w:rPr>
-              <w:t>FUNC</w:t>
+              <w:t>FUN</w:t>
             </w:r>
           </w:p>
         </w:tc>
@@ -3499,7 +3499,7 @@
                 <w:rFonts w:ascii="Calibri" w:hAnsi="Calibri" w:cs="Calibri"/>
                 <w:color w:val="000000"/>
               </w:rPr>
-              <w:t>ifconfig reported MAC does not match OTP MAC</w:t>
+              <w:t>If config reported MAC does not match OTP MAC</w:t>
             </w:r>
             <w:r>
               <w:rPr>
@@ -3553,7 +3553,7 @@
                 <w:rFonts w:ascii="Calibri" w:hAnsi="Calibri" w:cs="Calibri"/>
                 <w:color w:val="000000"/>
               </w:rPr>
-              <w:t>FUNC</w:t>
+              <w:t>FUN</w:t>
             </w:r>
           </w:p>
         </w:tc>
@@ -3568,7 +3568,7 @@
                 <w:rFonts w:ascii="Calibri" w:hAnsi="Calibri" w:cs="Calibri"/>
                 <w:color w:val="000000"/>
               </w:rPr>
-              <w:t>Pen drive failed. UUT USB Host port issue</w:t>
+              <w:t>Pen drive failed. BUT USB Host port issue</w:t>
             </w:r>
             <w:r>
               <w:rPr>
@@ -3622,7 +3622,7 @@
                 <w:rFonts w:ascii="Calibri" w:hAnsi="Calibri" w:cs="Calibri"/>
                 <w:color w:val="000000"/>
               </w:rPr>
-              <w:t>FUNC</w:t>
+              <w:t>FUN</w:t>
             </w:r>
           </w:p>
         </w:tc>
@@ -3691,7 +3691,7 @@
                 <w:rFonts w:ascii="Calibri" w:hAnsi="Calibri" w:cs="Calibri"/>
                 <w:color w:val="000000"/>
               </w:rPr>
-              <w:t>FUNC</w:t>
+              <w:t>FUN</w:t>
             </w:r>
           </w:p>
         </w:tc>
@@ -3730,7 +3730,7 @@
                 <w:rFonts w:ascii="Calibri" w:hAnsi="Calibri" w:cs="Calibri"/>
                 <w:color w:val="000000"/>
               </w:rPr>
-              <w:t>FUNC_EXCEPT</w:t>
+              <w:t>FUN_EXCEPT</w:t>
             </w:r>
           </w:p>
         </w:tc>
@@ -3760,7 +3760,7 @@
                 <w:rFonts w:ascii="Calibri" w:hAnsi="Calibri" w:cs="Calibri"/>
                 <w:color w:val="000000"/>
               </w:rPr>
-              <w:t>FUNC</w:t>
+              <w:t>FUN</w:t>
             </w:r>
           </w:p>
         </w:tc>
@@ -3775,7 +3775,7 @@
                 <w:rFonts w:ascii="Calibri" w:hAnsi="Calibri" w:cs="Calibri"/>
                 <w:color w:val="000000"/>
               </w:rPr>
-              <w:t xml:space="preserve">functional test general </w:t>
+              <w:t xml:space="preserve">Functional test general </w:t>
             </w:r>
             <w:r>
               <w:rPr>
@@ -3836,7 +3836,7 @@
                 <w:rFonts w:ascii="Calibri" w:hAnsi="Calibri" w:cs="Calibri"/>
                 <w:color w:val="000000"/>
               </w:rPr>
-              <w:t>FUNC</w:t>
+              <w:t>FUN</w:t>
             </w:r>
           </w:p>
         </w:tc>
@@ -3875,7 +3875,7 @@
                 <w:rFonts w:ascii="Calibri" w:hAnsi="Calibri" w:cs="Calibri"/>
                 <w:color w:val="000000"/>
               </w:rPr>
-              <w:t>UUT_ETHER</w:t>
+              <w:t>BUT_ETHER</w:t>
             </w:r>
           </w:p>
         </w:tc>
@@ -3905,7 +3905,7 @@
                 <w:rFonts w:ascii="Calibri" w:hAnsi="Calibri" w:cs="Calibri"/>
                 <w:color w:val="000000"/>
               </w:rPr>
-              <w:t>FUNC</w:t>
+              <w:t>FUN</w:t>
             </w:r>
           </w:p>
         </w:tc>
@@ -3920,7 +3920,7 @@
                 <w:rFonts w:ascii="Calibri" w:hAnsi="Calibri" w:cs="Calibri"/>
                 <w:color w:val="000000"/>
               </w:rPr>
-              <w:t>UUT not pingable, possibly Ethernet controller or cabling issue</w:t>
+              <w:t>BUT not pingable, possibly Ethernet controller or cabling issue</w:t>
             </w:r>
           </w:p>
         </w:tc>
@@ -3937,7 +3937,7 @@
                 <w:rFonts w:ascii="Calibri" w:hAnsi="Calibri" w:cs="Calibri"/>
                 <w:color w:val="000000"/>
               </w:rPr>
-              <w:t>UUT_TERM</w:t>
+              <w:t>BUT_TERM</w:t>
             </w:r>
           </w:p>
         </w:tc>
@@ -3967,7 +3967,7 @@
                 <w:rFonts w:ascii="Calibri" w:hAnsi="Calibri" w:cs="Calibri"/>
                 <w:color w:val="000000"/>
               </w:rPr>
-              <w:t>FUNC</w:t>
+              <w:t>FUN</w:t>
             </w:r>
           </w:p>
         </w:tc>
@@ -3982,14 +3982,14 @@
                 <w:rFonts w:ascii="Calibri" w:hAnsi="Calibri" w:cs="Calibri"/>
                 <w:color w:val="000000"/>
               </w:rPr>
-              <w:t>UUT terminal login error, check serial link, check FW/SW revisions</w:t>
-            </w:r>
-            <w:r>
-              <w:rPr>
-                <w:rFonts w:ascii="Calibri" w:hAnsi="Calibri" w:cs="Calibri"/>
-                <w:color w:val="000000"/>
-              </w:rPr>
-              <w:t>. Replace USB cable, Replace RS232 to USb cable</w:t>
+              <w:t>BUT terminal login error, check serial link, check FW/SW revisions</w:t>
+            </w:r>
+            <w:r>
+              <w:rPr>
+                <w:rFonts w:ascii="Calibri" w:hAnsi="Calibri" w:cs="Calibri"/>
+                <w:color w:val="000000"/>
+              </w:rPr>
+              <w:t>. Replace USB cable, Replace RS232 to USB cable</w:t>
             </w:r>
           </w:p>
         </w:tc>
@@ -4006,7 +4006,7 @@
                 <w:rFonts w:ascii="Calibri" w:hAnsi="Calibri" w:cs="Calibri"/>
                 <w:color w:val="000000"/>
               </w:rPr>
-              <w:t>SSH_RECON</w:t>
+              <w:t>SSH_BRECON</w:t>
             </w:r>
           </w:p>
         </w:tc>
@@ -4021,7 +4021,7 @@
                 <w:rFonts w:ascii="Calibri" w:hAnsi="Calibri" w:cs="Calibri"/>
                 <w:color w:val="000000"/>
               </w:rPr>
-              <w:t>0000SSH_RECON</w:t>
+              <w:t>0000SSH_BRECON</w:t>
             </w:r>
           </w:p>
         </w:tc>
@@ -4036,7 +4036,7 @@
                 <w:rFonts w:ascii="Calibri" w:hAnsi="Calibri" w:cs="Calibri"/>
                 <w:color w:val="000000"/>
               </w:rPr>
-              <w:t>FUNC</w:t>
+              <w:t>FUN</w:t>
             </w:r>
           </w:p>
         </w:tc>
@@ -4051,7 +4051,7 @@
                 <w:rFonts w:ascii="Calibri" w:hAnsi="Calibri" w:cs="Calibri"/>
                 <w:color w:val="000000"/>
               </w:rPr>
-              <w:t xml:space="preserve">ssh connection to UUT error, </w:t>
+              <w:t xml:space="preserve">Ssh connection to BUT error, </w:t>
             </w:r>
             <w:r>
               <w:rPr>
@@ -4089,7 +4089,7 @@
                 <w:rFonts w:ascii="Calibri" w:hAnsi="Calibri" w:cs="Calibri"/>
                 <w:color w:val="000000"/>
               </w:rPr>
-              <w:t>DFU_STM</w:t>
+              <w:t>RFU_STM</w:t>
             </w:r>
           </w:p>
         </w:tc>
@@ -4119,7 +4119,7 @@
                 <w:rFonts w:ascii="Calibri" w:hAnsi="Calibri" w:cs="Calibri"/>
                 <w:color w:val="000000"/>
               </w:rPr>
-              <w:t>FUNC</w:t>
+              <w:t>FUN</w:t>
             </w:r>
           </w:p>
         </w:tc>
@@ -4134,7 +4134,7 @@
                 <w:rFonts w:ascii="Calibri" w:hAnsi="Calibri" w:cs="Calibri"/>
                 <w:color w:val="000000"/>
               </w:rPr>
-              <w:t xml:space="preserve">Program bootstrap STM file to UUT over DFU </w:t>
+              <w:t xml:space="preserve">Program bootstrap STM file to BUT over RFU </w:t>
             </w:r>
             <w:r>
               <w:rPr>
@@ -4188,7 +4188,7 @@
                 <w:rFonts w:ascii="Calibri" w:hAnsi="Calibri" w:cs="Calibri"/>
                 <w:color w:val="000000"/>
               </w:rPr>
-              <w:t>FUNC</w:t>
+              <w:t>FUN</w:t>
             </w:r>
           </w:p>
         </w:tc>
@@ -4257,7 +4257,7 @@
                 <w:rFonts w:ascii="Calibri" w:hAnsi="Calibri" w:cs="Calibri"/>
                 <w:color w:val="000000"/>
               </w:rPr>
-              <w:t>FUNC</w:t>
+              <w:t>FUN</w:t>
             </w:r>
           </w:p>
         </w:tc>
@@ -4327,7 +4327,7 @@
                 <w:rFonts w:ascii="Calibri" w:hAnsi="Calibri" w:cs="Calibri"/>
                 <w:color w:val="000000"/>
               </w:rPr>
-              <w:t>FUNC</w:t>
+              <w:t>FUN</w:t>
             </w:r>
           </w:p>
         </w:tc>
@@ -4380,7 +4380,7 @@
                 <w:rFonts w:ascii="Calibri" w:hAnsi="Calibri" w:cs="Calibri"/>
                 <w:color w:val="000000"/>
               </w:rPr>
-              <w:t>SERIAL_MISSMATH</w:t>
+              <w:t>SERIAL_MISMATCH</w:t>
             </w:r>
           </w:p>
         </w:tc>
@@ -4449,7 +4449,7 @@
                 <w:rFonts w:ascii="Calibri" w:hAnsi="Calibri" w:cs="Calibri"/>
                 <w:color w:val="000000"/>
               </w:rPr>
-              <w:t>FW_MISSMATH</w:t>
+              <w:t>FW_MISMATCH</w:t>
             </w:r>
           </w:p>
         </w:tc>
@@ -4494,7 +4494,7 @@
                 <w:rFonts w:ascii="Calibri" w:hAnsi="Calibri" w:cs="Calibri"/>
                 <w:color w:val="000000"/>
               </w:rPr>
-              <w:t>The UUT programmed FW Rev does not match FW File</w:t>
+              <w:t>The BUT programmed FW Rev does not match FW File</w:t>
             </w:r>
             <w:r>
               <w:rPr>
@@ -4518,7 +4518,7 @@
                 <w:rFonts w:ascii="Calibri" w:hAnsi="Calibri" w:cs="Calibri"/>
                 <w:color w:val="000000"/>
               </w:rPr>
-              <w:t>LeverSensor</w:t>
+              <w:t>Lever Sensor</w:t>
             </w:r>
           </w:p>
         </w:tc>
@@ -4580,7 +4580,7 @@
                 <w:rFonts w:ascii="Calibri" w:hAnsi="Calibri" w:cs="Calibri"/>
                 <w:color w:val="000000"/>
               </w:rPr>
-              <w:t>ERR_UNDEF</w:t>
+              <w:t>ERR_UNDER</w:t>
             </w:r>
           </w:p>
         </w:tc>
@@ -4595,7 +4595,7 @@
                 <w:rFonts w:ascii="Calibri" w:hAnsi="Calibri" w:cs="Calibri"/>
                 <w:color w:val="000000"/>
               </w:rPr>
-              <w:t>0000ERR_UNDEF</w:t>
+              <w:t>0000ERR_UNDER</w:t>
             </w:r>
           </w:p>
         </w:tc>
